--- a/research/paper/manuscript_nce.docx
+++ b/research/paper/manuscript_nce.docx
@@ -22,7 +22,7 @@
         <w:t>Authors:</w:t>
       </w:r>
       <w:r>
-        <w:t xml:space="preserve"> [AUTHOR NAME(S)]</w:t>
+        <w:t xml:space="preserve"> [FIRST AUTHOR]^1,*^, [SECOND AUTHOR]^2^ and [THIRD AUTHOR]^1^</w:t>
       </w:r>
     </w:p>
     <w:p>
@@ -30,13 +30,7 @@
         <w:spacing w:after="120"/>
       </w:pPr>
       <w:r>
-        <w:rPr>
-          <w:b/>
-        </w:rPr>
-        <w:t>Affiliation:</w:t>
-      </w:r>
-      <w:r>
-        <w:t xml:space="preserve"> [AFFILIATION]</w:t>
+        <w:t>^1^ [DEPARTMENT, INSTITUTION, CITY, COUNTRY]</w:t>
       </w:r>
     </w:p>
     <w:p>
@@ -44,13 +38,40 @@
         <w:spacing w:after="120"/>
       </w:pPr>
       <w:r>
+        <w:t>^2^ [SECOND INSTITUTION, CITY, COUNTRY]</w:t>
+      </w:r>
+    </w:p>
+    <w:p>
+      <w:pPr>
+        <w:spacing w:after="120"/>
+      </w:pPr>
+      <w:r>
+        <w:t>^*^ Author to whom any correspondence should be addressed.</w:t>
+      </w:r>
+    </w:p>
+    <w:p>
+      <w:pPr>
+        <w:spacing w:after="120"/>
+      </w:pPr>
+      <w:r>
         <w:rPr>
           <w:b/>
         </w:rPr>
-        <w:t>Corresponding author:</w:t>
-      </w:r>
-      <w:r>
-        <w:t xml:space="preserve"> [EMAIL]</w:t>
+        <w:t>E-mail:</w:t>
+      </w:r>
+      <w:r>
+        <w:t xml:space="preserve"> [CORRESPONDING EMAIL]</w:t>
+      </w:r>
+    </w:p>
+    <w:p>
+      <w:pPr>
+        <w:spacing w:after="120"/>
+      </w:pPr>
+      <w:r>
+        <w:rPr>
+          <w:i/>
+        </w:rPr>
+        <w:t>Note: NCE displays ORCID iDs; supply one per author at submission.</w:t>
       </w:r>
     </w:p>
     <w:p>
@@ -520,6 +541,29 @@
       </w:r>
       <w:r>
         <w:t>. We find they also make networks certifiable without a dedicated objective, which to our knowledge has not been reported.</w:t>
+      </w:r>
+    </w:p>
+    <w:p>
+      <w:pPr>
+        <w:spacing w:after="120"/>
+      </w:pPr>
+      <w:r>
+        <w:rPr>
+          <w:b/>
+        </w:rPr>
+        <w:t>Event-driven reformulation of sparse spiking workloads.</w:t>
+      </w:r>
+      <w:r>
+        <w:t xml:space="preserve"> A complementary line of work rewrites time-driven spiking computations in event-driven form, so that work scales with activity rather than with time steps; a recent example reformulates eligibility propagation this way and reports exact reductions in computation for sparse networks, with a reference implementation in NEST [16]. That approach reduces the work done </w:t>
+      </w:r>
+      <w:r>
+        <w:rPr>
+          <w:i/>
+        </w:rPr>
+        <w:t>given</w:t>
+      </w:r>
+      <w:r>
+        <w:t xml:space="preserve"> the dependency structure; ours changes the dependency structure itself, by making a neighbour's silence provable so that the dependency need not be waited on at all. The two are orthogonal and could compose.</w:t>
       </w:r>
     </w:p>
     <w:p>
@@ -7546,6 +7590,32 @@
       </w:r>
       <w:r>
         <w:t xml:space="preserve"> (2018).</w:t>
+      </w:r>
+    </w:p>
+    <w:p>
+      <w:pPr>
+        <w:spacing w:after="60"/>
+      </w:pPr>
+      <w:r>
+        <w:t xml:space="preserve">[16] A Korcsak-Gorzo, J A Espinoza-Valverde, J Stapmanns, H E Plesser, D Dahmen, M Bolten, S J van Albada and M Diesmann, "Event-driven eligibility propagation in large sparse networks", </w:t>
+      </w:r>
+      <w:r>
+        <w:rPr>
+          <w:i/>
+        </w:rPr>
+        <w:t>Neuromorph. Comput. Eng.</w:t>
+      </w:r>
+      <w:r>
+        <w:t xml:space="preserve"> </w:t>
+      </w:r>
+      <w:r>
+        <w:rPr>
+          <w:b/>
+        </w:rPr>
+        <w:t>6</w:t>
+      </w:r>
+      <w:r>
+        <w:t xml:space="preserve"> 034024 (2026).</w:t>
       </w:r>
     </w:p>
     <w:p>
